--- a/CHECKLISTS/INTERNATIONAL SEWAGE POLLUTION PREVENTION CERTIFICATE/CHECK LIST/ISPP-01.docx
+++ b/CHECKLISTS/INTERNATIONAL SEWAGE POLLUTION PREVENTION CERTIFICATE/CHECK LIST/ISPP-01.docx
@@ -964,64 +964,74 @@
           <w:trHeight w:hRule="exact" w:val="648"/>
         </w:trPr>
         <w:tc>
-          <w:tcPr>
-            <w:tcW w:w="3711" w:type="dxa"/>
-            <w:tcBorders>
-              <w:top w:val="single" w:sz="8" w:space="0" w:color="000000"/>
-              <w:left w:val="single" w:sz="8" w:space="0" w:color="000000"/>
-              <w:bottom w:val="single" w:sz="8" w:space="0" w:color="000000"/>
-              <w:right w:val="single" w:sz="8" w:space="0" w:color="000000"/>
-            </w:tcBorders>
-          </w:tcPr>
-          <w:p/>
+          <w:sdt>
+            <w:sdtPr>
+              <w:tag w:val="vessel_name"/>
+            </w:sdtPr>
+            <w:sdtContent>
+              <w:p>
+                <w:r>
+                  <w:t>{vessel_name}</w:t>
+                </w:r>
+              </w:p>
+            </w:sdtContent>
+          </w:sdt>
         </w:tc>
         <w:tc>
-          <w:tcPr>
-            <w:tcW w:w="2127" w:type="dxa"/>
-            <w:tcBorders>
-              <w:top w:val="single" w:sz="8" w:space="0" w:color="000000"/>
-              <w:left w:val="single" w:sz="8" w:space="0" w:color="000000"/>
-              <w:bottom w:val="single" w:sz="8" w:space="0" w:color="000000"/>
-              <w:right w:val="single" w:sz="8" w:space="0" w:color="000000"/>
-            </w:tcBorders>
-          </w:tcPr>
-          <w:p/>
+          <w:sdt>
+            <w:sdtPr>
+              <w:tag w:val="call_sign"/>
+            </w:sdtPr>
+            <w:sdtContent>
+              <w:p>
+                <w:r>
+                  <w:t>{call_sign}</w:t>
+                </w:r>
+              </w:p>
+            </w:sdtContent>
+          </w:sdt>
         </w:tc>
         <w:tc>
-          <w:tcPr>
-            <w:tcW w:w="1702" w:type="dxa"/>
-            <w:tcBorders>
-              <w:top w:val="single" w:sz="8" w:space="0" w:color="000000"/>
-              <w:left w:val="single" w:sz="8" w:space="0" w:color="000000"/>
-              <w:bottom w:val="single" w:sz="8" w:space="0" w:color="000000"/>
-              <w:right w:val="single" w:sz="8" w:space="0" w:color="000000"/>
-            </w:tcBorders>
-          </w:tcPr>
-          <w:p/>
+          <w:sdt>
+            <w:sdtPr>
+              <w:tag w:val="port_of_registry"/>
+            </w:sdtPr>
+            <w:sdtContent>
+              <w:p>
+                <w:r>
+                  <w:t>{port_of_registry}</w:t>
+                </w:r>
+              </w:p>
+            </w:sdtContent>
+          </w:sdt>
         </w:tc>
         <w:tc>
-          <w:tcPr>
-            <w:tcW w:w="1558" w:type="dxa"/>
-            <w:tcBorders>
-              <w:top w:val="single" w:sz="8" w:space="0" w:color="000000"/>
-              <w:left w:val="single" w:sz="8" w:space="0" w:color="000000"/>
-              <w:bottom w:val="single" w:sz="8" w:space="0" w:color="000000"/>
-              <w:right w:val="single" w:sz="8" w:space="0" w:color="000000"/>
-            </w:tcBorders>
-          </w:tcPr>
-          <w:p/>
+          <w:sdt>
+            <w:sdtPr>
+              <w:tag w:val="gross_tonnage"/>
+            </w:sdtPr>
+            <w:sdtContent>
+              <w:p>
+                <w:r>
+                  <w:t>{gross_tonnage}</w:t>
+                </w:r>
+              </w:p>
+            </w:sdtContent>
+          </w:sdt>
         </w:tc>
         <w:tc>
-          <w:tcPr>
-            <w:tcW w:w="1560" w:type="dxa"/>
-            <w:tcBorders>
-              <w:top w:val="single" w:sz="8" w:space="0" w:color="000000"/>
-              <w:left w:val="single" w:sz="8" w:space="0" w:color="000000"/>
-              <w:bottom w:val="single" w:sz="8" w:space="0" w:color="000000"/>
-              <w:right w:val="single" w:sz="8" w:space="0" w:color="000000"/>
-            </w:tcBorders>
-          </w:tcPr>
-          <w:p/>
+          <w:sdt>
+            <w:sdtPr>
+              <w:tag w:val="imo_number"/>
+            </w:sdtPr>
+            <w:sdtContent>
+              <w:p>
+                <w:r>
+                  <w:t>{imo_number}</w:t>
+                </w:r>
+              </w:p>
+            </w:sdtContent>
+          </w:sdt>
         </w:tc>
       </w:tr>
       <w:tr>
@@ -1453,52 +1463,60 @@
           <w:trHeight w:hRule="exact" w:val="650"/>
         </w:trPr>
         <w:tc>
-          <w:tcPr>
-            <w:tcW w:w="3711" w:type="dxa"/>
-            <w:tcBorders>
-              <w:top w:val="single" w:sz="8" w:space="0" w:color="000000"/>
-              <w:left w:val="single" w:sz="8" w:space="0" w:color="000000"/>
-              <w:bottom w:val="single" w:sz="8" w:space="0" w:color="000000"/>
-              <w:right w:val="single" w:sz="8" w:space="0" w:color="000000"/>
-            </w:tcBorders>
-          </w:tcPr>
-          <w:p/>
+          <w:sdt>
+            <w:sdtPr>
+              <w:tag w:val="ship_type"/>
+            </w:sdtPr>
+            <w:sdtContent>
+              <w:p>
+                <w:r>
+                  <w:t>{ship_type}</w:t>
+                </w:r>
+              </w:p>
+            </w:sdtContent>
+          </w:sdt>
         </w:tc>
         <w:tc>
-          <w:tcPr>
-            <w:tcW w:w="2127" w:type="dxa"/>
-            <w:tcBorders>
-              <w:top w:val="single" w:sz="8" w:space="0" w:color="000000"/>
-              <w:left w:val="single" w:sz="8" w:space="0" w:color="000000"/>
-              <w:bottom w:val="single" w:sz="8" w:space="0" w:color="000000"/>
-              <w:right w:val="single" w:sz="8" w:space="0" w:color="000000"/>
-            </w:tcBorders>
-          </w:tcPr>
-          <w:p/>
+          <w:sdt>
+            <w:sdtPr>
+              <w:tag w:val="deadweight"/>
+            </w:sdtPr>
+            <w:sdtContent>
+              <w:p>
+                <w:r>
+                  <w:t>{deadweight}</w:t>
+                </w:r>
+              </w:p>
+            </w:sdtContent>
+          </w:sdt>
         </w:tc>
         <w:tc>
-          <w:tcPr>
-            <w:tcW w:w="1702" w:type="dxa"/>
-            <w:tcBorders>
-              <w:top w:val="single" w:sz="8" w:space="0" w:color="000000"/>
-              <w:left w:val="single" w:sz="8" w:space="0" w:color="000000"/>
-              <w:bottom w:val="single" w:sz="8" w:space="0" w:color="000000"/>
-              <w:right w:val="single" w:sz="8" w:space="0" w:color="000000"/>
-            </w:tcBorders>
-          </w:tcPr>
-          <w:p/>
+          <w:sdt>
+            <w:sdtPr>
+              <w:tag w:val="year_built"/>
+            </w:sdtPr>
+            <w:sdtContent>
+              <w:p>
+                <w:r>
+                  <w:t>{year_built}</w:t>
+                </w:r>
+              </w:p>
+            </w:sdtContent>
+          </w:sdt>
         </w:tc>
         <w:tc>
-          <w:tcPr>
-            <w:tcW w:w="1558" w:type="dxa"/>
-            <w:tcBorders>
-              <w:top w:val="single" w:sz="8" w:space="0" w:color="000000"/>
-              <w:left w:val="single" w:sz="8" w:space="0" w:color="000000"/>
-              <w:bottom w:val="single" w:sz="8" w:space="0" w:color="000000"/>
-              <w:right w:val="single" w:sz="8" w:space="0" w:color="000000"/>
-            </w:tcBorders>
-          </w:tcPr>
-          <w:p/>
+          <w:sdt>
+            <w:sdtPr>
+              <w:tag w:val="year_built"/>
+            </w:sdtPr>
+            <w:sdtContent>
+              <w:p>
+                <w:r>
+                  <w:t>{year_built}</w:t>
+                </w:r>
+              </w:p>
+            </w:sdtContent>
+          </w:sdt>
         </w:tc>
         <w:tc>
           <w:tcPr>
@@ -3668,16 +3686,18 @@
           <w:trHeight w:hRule="exact" w:val="434"/>
         </w:trPr>
         <w:tc>
-          <w:tcPr>
-            <w:tcW w:w="3217" w:type="dxa"/>
-            <w:tcBorders>
-              <w:top w:val="single" w:sz="5" w:space="0" w:color="000000"/>
-              <w:left w:val="single" w:sz="5" w:space="0" w:color="000000"/>
-              <w:bottom w:val="single" w:sz="5" w:space="0" w:color="000000"/>
-              <w:right w:val="single" w:sz="5" w:space="0" w:color="000000"/>
-            </w:tcBorders>
-          </w:tcPr>
-          <w:p/>
+          <w:sdt>
+            <w:sdtPr>
+              <w:tag w:val="vessel_name"/>
+            </w:sdtPr>
+            <w:sdtContent>
+              <w:p>
+                <w:r>
+                  <w:t>{vessel_name}</w:t>
+                </w:r>
+              </w:p>
+            </w:sdtContent>
+          </w:sdt>
         </w:tc>
         <w:tc>
           <w:tcPr>
@@ -7376,16 +7396,18 @@
           <w:trHeight w:hRule="exact" w:val="434"/>
         </w:trPr>
         <w:tc>
-          <w:tcPr>
-            <w:tcW w:w="3217" w:type="dxa"/>
-            <w:tcBorders>
-              <w:top w:val="single" w:sz="5" w:space="0" w:color="000000"/>
-              <w:left w:val="single" w:sz="5" w:space="0" w:color="000000"/>
-              <w:bottom w:val="single" w:sz="5" w:space="0" w:color="000000"/>
-              <w:right w:val="single" w:sz="5" w:space="0" w:color="000000"/>
-            </w:tcBorders>
-          </w:tcPr>
-          <w:p/>
+          <w:sdt>
+            <w:sdtPr>
+              <w:tag w:val="vessel_name"/>
+            </w:sdtPr>
+            <w:sdtContent>
+              <w:p>
+                <w:r>
+                  <w:t>{vessel_name}</w:t>
+                </w:r>
+              </w:p>
+            </w:sdtContent>
+          </w:sdt>
         </w:tc>
         <w:tc>
           <w:tcPr>
@@ -10621,16 +10643,18 @@
           <w:trHeight w:hRule="exact" w:val="434"/>
         </w:trPr>
         <w:tc>
-          <w:tcPr>
-            <w:tcW w:w="3217" w:type="dxa"/>
-            <w:tcBorders>
-              <w:top w:val="single" w:sz="5" w:space="0" w:color="000000"/>
-              <w:left w:val="single" w:sz="5" w:space="0" w:color="000000"/>
-              <w:bottom w:val="single" w:sz="5" w:space="0" w:color="000000"/>
-              <w:right w:val="single" w:sz="5" w:space="0" w:color="000000"/>
-            </w:tcBorders>
-          </w:tcPr>
-          <w:p/>
+          <w:sdt>
+            <w:sdtPr>
+              <w:tag w:val="vessel_name"/>
+            </w:sdtPr>
+            <w:sdtContent>
+              <w:p>
+                <w:r>
+                  <w:t>{vessel_name}</w:t>
+                </w:r>
+              </w:p>
+            </w:sdtContent>
+          </w:sdt>
         </w:tc>
         <w:tc>
           <w:tcPr>
@@ -11212,24 +11236,18 @@
       </w:r>
     </w:p>
     <w:p>
-      <w:pPr>
-        <w:spacing w:line="204" w:lineRule="exact"/>
-        <w:ind w:right="704"/>
-        <w:jc w:val="center"/>
-        <w:rPr>
-          <w:rFonts w:ascii="Calibri" w:eastAsia="Calibri" w:hAnsi="Calibri" w:cs="Calibri"/>
-          <w:sz w:val="18"/>
-          <w:szCs w:val="18"/>
-        </w:rPr>
-      </w:pPr>
-      <w:r>
-        <w:rPr>
-          <w:rFonts w:ascii="Calibri"/>
-          <w:spacing w:val="-1"/>
-          <w:sz w:val="18"/>
-        </w:rPr>
-        <w:t>(DD-MM-YYYY)</w:t>
-      </w:r>
+      <w:sdt>
+        <w:sdtPr>
+          <w:tag w:val="expiry_date"/>
+        </w:sdtPr>
+        <w:sdtContent>
+          <w:p>
+            <w:r>
+              <w:t>{expiry_date}</w:t>
+            </w:r>
+          </w:p>
+        </w:sdtContent>
+      </w:sdt>
     </w:p>
     <w:p>
       <w:pPr>

--- a/CHECKLISTS/INTERNATIONAL SEWAGE POLLUTION PREVENTION CERTIFICATE/CHECK LIST/ISPP-01.docx
+++ b/CHECKLISTS/INTERNATIONAL SEWAGE POLLUTION PREVENTION CERTIFICATE/CHECK LIST/ISPP-01.docx
@@ -11234,30 +11234,24 @@
         </w:rPr>
         <w:tab/>
       </w:r>
-    </w:p>
-    <w:p>
       <w:sdt>
         <w:sdtPr>
           <w:tag w:val="expiry_date"/>
+          <w:rPr>
+            <w:rFonts w:ascii="Times New Roman"/>
+            <w:u w:val="single" w:color="000000"/>
+          </w:rPr>
         </w:sdtPr>
         <w:sdtContent>
-          <w:p>
-            <w:r>
-              <w:t>{expiry_date}</w:t>
-            </w:r>
-          </w:p>
+          <w:r>
+            <w:rPr>
+              <w:rFonts w:ascii="Times New Roman"/>
+              <w:u w:val="single" w:color="000000"/>
+            </w:rPr>
+            <w:t>{expiry_date}</w:t>
+          </w:r>
         </w:sdtContent>
       </w:sdt>
-    </w:p>
-    <w:p>
-      <w:pPr>
-        <w:spacing w:before="9"/>
-        <w:rPr>
-          <w:rFonts w:ascii="Calibri" w:eastAsia="Calibri" w:hAnsi="Calibri" w:cs="Calibri"/>
-          <w:sz w:val="27"/>
-          <w:szCs w:val="27"/>
-        </w:rPr>
-      </w:pPr>
     </w:p>
     <w:p>
       <w:pPr>

--- a/CHECKLISTS/INTERNATIONAL SEWAGE POLLUTION PREVENTION CERTIFICATE/CHECK LIST/ISPP-01.docx
+++ b/CHECKLISTS/INTERNATIONAL SEWAGE POLLUTION PREVENTION CERTIFICATE/CHECK LIST/ISPP-01.docx
@@ -11234,18 +11234,14 @@
         </w:rPr>
         <w:tab/>
       </w:r>
-    </w:p>
-    <w:p>
       <w:sdt>
         <w:sdtPr>
           <w:tag w:val="expiry_date"/>
         </w:sdtPr>
         <w:sdtContent>
-          <w:p>
-            <w:r>
-              <w:t>{expiry_date}</w:t>
-            </w:r>
-          </w:p>
+          <w:r>
+            <w:t>{expiry_date}</w:t>
+          </w:r>
         </w:sdtContent>
       </w:sdt>
     </w:p>
